--- a/11_系统源代码/系统源代码说明.docx
+++ b/11_系统源代码/系统源代码说明.docx
@@ -69,7 +69,6 @@
         </w:sectPr>
       </w:pPr>
     </w:p>
-    <w:p/>
     <w:p>
       <w:pPr>
         <w:spacing w:before="0" w:after="0" w:line="600" w:lineRule="exact"/>
@@ -85,7 +84,6 @@
         <w:t>说明</w:t>
       </w:r>
     </w:p>
-    <w:p/>
     <w:p>
       <w:pPr>
         <w:spacing w:before="0" w:after="0" w:line="600" w:lineRule="exact"/>
@@ -101,7 +99,6 @@
         <w:t>本项目的"系统源代码"由以下三部分组成：</w:t>
       </w:r>
     </w:p>
-    <w:p/>
     <w:p>
       <w:pPr>
         <w:spacing w:before="0" w:after="0" w:line="600" w:lineRule="exact"/>
@@ -117,7 +114,6 @@
         <w:t>1. SeaTunnel 数据同步配置 — 94 个 .conf 文件，定义了全部 ODS 层同步逻辑</w:t>
       </w:r>
     </w:p>
-    <w:p/>
     <w:p>
       <w:pPr>
         <w:spacing w:before="0" w:after="0" w:line="600" w:lineRule="exact"/>
@@ -133,7 +129,6 @@
         <w:t>2. Doris DDL 脚本 — 17 个 .sql 文件，定义了全部 ODS 层表结构</w:t>
       </w:r>
     </w:p>
-    <w:p/>
     <w:p>
       <w:pPr>
         <w:spacing w:before="0" w:after="0" w:line="600" w:lineRule="exact"/>
@@ -149,7 +144,6 @@
         <w:t>3. 验证脚本 — 43 个脚本（SeaTunnel conf + SQL），定义了数据质量验证逻辑</w:t>
       </w:r>
     </w:p>
-    <w:p/>
     <w:p>
       <w:pPr>
         <w:spacing w:before="0" w:after="0" w:line="600" w:lineRule="exact"/>
@@ -165,7 +159,6 @@
         <w:t>以上均为本项目自主开发产出，不依赖第三方商业软件。详情参见 「10_开发源代码和开发接口文档」。</w:t>
       </w:r>
     </w:p>
-    <w:p/>
     <w:p>
       <w:pPr>
         <w:spacing w:before="0" w:after="0" w:line="600" w:lineRule="exact"/>
@@ -181,7 +174,6 @@
         <w:t>源代码位置</w:t>
       </w:r>
     </w:p>
-    <w:p/>
     <w:p>
       <w:pPr>
         <w:spacing w:before="0" w:after="0" w:line="600" w:lineRule="exact"/>
@@ -203,7 +195,6 @@
         <w:t>└── 验证脚本/          (由 08_系统测试用例 引用)</w:t>
       </w:r>
     </w:p>
-    <w:p/>
     <w:p>
       <w:pPr>
         <w:spacing w:before="0" w:after="0" w:line="600" w:lineRule="exact"/>
@@ -219,7 +210,6 @@
         <w:t>技术栈</w:t>
       </w:r>
     </w:p>
-    <w:p/>
     <w:tbl>
       <w:tblPr>
         <w:tblW w:type="auto" w:w="0"/>
@@ -534,9 +524,6 @@
         </w:tc>
       </w:tr>
     </w:tbl>
-    <w:p/>
-    <w:p/>
-    <w:p/>
     <w:sectPr>
       <w:pgSz w:w="11906" w:h="16838"/>
       <w:pgMar w:top="1440" w:right="1803" w:bottom="1440" w:left="1803" w:header="720" w:footer="720" w:gutter="0"/>
